--- a/FedRAMP/CSW-FedRAMP-Compliance-Report.docx
+++ b/FedRAMP/CSW-FedRAMP-Compliance-Report.docx
@@ -7,16 +7,16 @@
         <w:pStyle w:val="Title"/>
       </w:pPr>
       <w:r>
-        <w:t xml:space="preserve">Cisco Secure Workload - FedRAMP Moderate Compliance Report</w:t>
-      </w:r>
-    </w:p>
-    <w:bookmarkStart w:id="17" w:name="X3db96f447907276408470e0064765006e105712"/>
+        <w:t xml:space="preserve">Cisco Secure Workload - FedRAMP Compliance Report</w:t>
+      </w:r>
+    </w:p>
+    <w:bookmarkStart w:id="22" w:name="X323ce079fffa2f15afad0c7ae59634a579aed95"/>
     <w:p>
       <w:pPr>
         <w:pStyle w:val="Heading1"/>
       </w:pPr>
       <w:r>
-        <w:t xml:space="preserve">Cisco Secure Workload - FedRAMP Moderate Compliance Report</w:t>
+        <w:t xml:space="preserve">Cisco Secure Workload - FedRAMP Compliance Report</w:t>
       </w:r>
     </w:p>
     <w:bookmarkStart w:id="9" w:name="customer-facing-compliance-report"/>
@@ -43,7 +43,7 @@
         <w:t xml:space="preserve"> </w:t>
       </w:r>
       <w:r>
-        <w:t xml:space="preserve">FedRAMP Moderate Baseline</w:t>
+        <w:t xml:space="preserve">FedRAMP (Moderate baseline) - Federal Risk and Authorization Management Program</w:t>
       </w:r>
       <w:r>
         <w:br/>
@@ -59,7 +59,7 @@
         <w:t xml:space="preserve"> </w:t>
       </w:r>
       <w:r>
-        <w:t xml:space="preserve">Cloud service providers, federal customers, 3PAOs, and security teams preparing FedRAMP evidence.</w:t>
+        <w:t xml:space="preserve">Cloud service providers seeking or maintaining FedRAMP authorisation, federal agency customers, and 3PAOs preparing assessment evidence.</w:t>
       </w:r>
       <w:r>
         <w:br/>
@@ -75,7 +75,7 @@
         <w:t xml:space="preserve"> </w:t>
       </w:r>
       <w:r>
-        <w:t xml:space="preserve">Moderate baseline overlay on NIST 800-53, ConMon evidence, POA&amp;M inputs, and AC-4 / SC-7 / CA-7 / SI-4 support.</w:t>
+        <w:t xml:space="preserve">Information-flow enforcement (AC-4), boundary protection (SC-7), continuous monitoring evidence (CA-7), and system monitoring (SI-4) at the workload layer.</w:t>
       </w:r>
     </w:p>
     <w:p>
@@ -86,12 +86,96 @@
       </w:r>
     </w:p>
     <w:bookmarkEnd w:id="9"/>
-    <w:bookmarkStart w:id="10" w:name="executive-summary"/>
+    <w:bookmarkStart w:id="10" w:name="framework-version-note"/>
     <w:p>
       <w:pPr>
         <w:pStyle w:val="Heading2"/>
       </w:pPr>
       <w:r>
+        <w:t xml:space="preserve">Framework Version Note</w:t>
+      </w:r>
+    </w:p>
+    <w:p>
+      <w:pPr>
+        <w:pStyle w:val="FirstParagraph"/>
+      </w:pPr>
+      <w:r>
+        <w:t xml:space="preserve">FedRAMP baselines are aligned to NIST SP 800-53 Rev. 5 (Low, Moderate, High). This report assumes the Moderate baseline as the most common cloud-service scope. Control IDs referenced (e.g. AC-4, SC-7, SI-4, CA-7) are stable in 800-53 Rev. 5. Validate the customer’s authorisation level and parameter tailoring against the SSP.</w:t>
+      </w:r>
+    </w:p>
+    <w:bookmarkEnd w:id="10"/>
+    <w:bookmarkStart w:id="11" w:name="csw-ui-navigation-note"/>
+    <w:p>
+      <w:pPr>
+        <w:pStyle w:val="Heading2"/>
+      </w:pPr>
+      <w:r>
+        <w:t xml:space="preserve">CSW UI Navigation Note</w:t>
+      </w:r>
+    </w:p>
+    <w:p>
+      <w:pPr>
+        <w:pStyle w:val="FirstParagraph"/>
+      </w:pPr>
+      <w:r>
+        <w:t xml:space="preserve">Cisco does not yet publish framework-specific CSW UI navigation for this standard; framework-specific navigation is on the product roadmap. This report references CSW</w:t>
+      </w:r>
+      <w:r>
+        <w:t xml:space="preserve"> </w:t>
+      </w:r>
+      <w:r>
+        <w:rPr>
+          <w:i/>
+          <w:iCs/>
+        </w:rPr>
+        <w:t xml:space="preserve">capabilities</w:t>
+      </w:r>
+      <w:r>
+        <w:t xml:space="preserve"> </w:t>
+      </w:r>
+      <w:r>
+        <w:t xml:space="preserve">and the</w:t>
+      </w:r>
+      <w:r>
+        <w:t xml:space="preserve"> </w:t>
+      </w:r>
+      <w:r>
+        <w:rPr>
+          <w:i/>
+          <w:iCs/>
+        </w:rPr>
+        <w:t xml:space="preserve">evidence artifacts</w:t>
+      </w:r>
+      <w:r>
+        <w:t xml:space="preserve"> </w:t>
+      </w:r>
+      <w:r>
+        <w:t xml:space="preserve">they produce. The technical runbook (</w:t>
+      </w:r>
+      <w:r>
+        <w:rPr>
+          <w:rStyle w:val="VerbatimChar"/>
+        </w:rPr>
+        <w:t xml:space="preserve">CSW-FedRAMP-Technical-Runbook.md</w:t>
+      </w:r>
+      <w:r>
+        <w:t xml:space="preserve">) in this folder contains the deeper engineering detail.</w:t>
+      </w:r>
+    </w:p>
+    <w:p>
+      <w:r>
+        <w:pict>
+          <v:rect style="width:0;height:1.5pt" o:hralign="center" o:hrstd="t" o:hr="t"/>
+        </w:pict>
+      </w:r>
+    </w:p>
+    <w:bookmarkEnd w:id="11"/>
+    <w:bookmarkStart w:id="12" w:name="executive-summary"/>
+    <w:p>
+      <w:pPr>
+        <w:pStyle w:val="Heading2"/>
+      </w:pPr>
+      <w:r>
         <w:t xml:space="preserve">Executive Summary</w:t>
       </w:r>
     </w:p>
@@ -100,7 +184,7 @@
         <w:pStyle w:val="FirstParagraph"/>
       </w:pPr>
       <w:r>
-        <w:t xml:space="preserve">Cisco Secure Workload (CSW) can support this framework by producing workload-level evidence for inventory, application dependency mapping, segmentation design, policy simulation, vulnerability context, and incident investigation. The strongest customer story is not that CSW</w:t>
+        <w:t xml:space="preserve">Cisco Secure Workload (CSW) supports a defined subset of this framework. The strongest customer story is not that CSW</w:t>
       </w:r>
       <w:r>
         <w:t xml:space="preserve"> </w:t>
@@ -112,11 +196,43 @@
         <w:t xml:space="preserve"> </w:t>
       </w:r>
       <w:r>
-        <w:t xml:space="preserve">compliance; it is that CSW turns workload communication into evidence that control owners, assessors, and technical teams can review.</w:t>
-      </w:r>
-    </w:p>
-    <w:bookmarkEnd w:id="10"/>
-    <w:bookmarkStart w:id="11" w:name="suggested-csw-scope-pattern"/>
+        <w:t xml:space="preserve">compliance; it is that CSW turns workload communication and inventory into evidence that the customer, the customer’s compliance team, and the customer’s assessor can review. This report describes which framework topics CSW supports, which it does not, what evidence artifacts CSW produces, and how often the customer should collect them. CSW does</w:t>
+      </w:r>
+      <w:r>
+        <w:t xml:space="preserve"> </w:t>
+      </w:r>
+      <w:r>
+        <w:rPr>
+          <w:b/>
+          <w:bCs/>
+        </w:rPr>
+        <w:t xml:space="preserve">not</w:t>
+      </w:r>
+      <w:r>
+        <w:t xml:space="preserve"> </w:t>
+      </w:r>
+      <w:r>
+        <w:t xml:space="preserve">replace the customer’s governance, policy, or assessor judgement, and this report is</w:t>
+      </w:r>
+      <w:r>
+        <w:t xml:space="preserve"> </w:t>
+      </w:r>
+      <w:r>
+        <w:rPr>
+          <w:b/>
+          <w:bCs/>
+        </w:rPr>
+        <w:t xml:space="preserve">not</w:t>
+      </w:r>
+      <w:r>
+        <w:t xml:space="preserve"> </w:t>
+      </w:r>
+      <w:r>
+        <w:t xml:space="preserve">a control attestation.</w:t>
+      </w:r>
+    </w:p>
+    <w:bookmarkEnd w:id="12"/>
+    <w:bookmarkStart w:id="13" w:name="suggested-csw-scope-pattern"/>
     <w:p>
       <w:pPr>
         <w:pStyle w:val="Heading2"/>
@@ -127,7 +243,7 @@
     </w:p>
     <w:p>
       <w:pPr>
-        <w:pStyle w:val="FirstParagraph"/>
+        <w:pStyle w:val="SourceCode"/>
       </w:pPr>
       <w:r>
         <w:rPr>
@@ -136,85 +252,58 @@
         <w:t xml:space="preserve">FedRAMP</w:t>
       </w:r>
       <w:r>
-        <w:t xml:space="preserve"> </w:t>
-      </w:r>
-      <w:r>
-        <w:t xml:space="preserve">&gt;</w:t>
-      </w:r>
-      <w:r>
-        <w:t xml:space="preserve"> </w:t>
+        <w:br/>
       </w:r>
       <w:r>
         <w:rPr>
           <w:rStyle w:val="VerbatimChar"/>
         </w:rPr>
-        <w:t xml:space="preserve">Moderate-Baseline</w:t>
-      </w:r>
-      <w:r>
-        <w:t xml:space="preserve">,</w:t>
-      </w:r>
-      <w:r>
-        <w:t xml:space="preserve"> </w:t>
+        <w:t xml:space="preserve">├── Authorisation-Boundary (in-scope workloads inside the SSP boundary)</w:t>
+      </w:r>
+      <w:r>
+        <w:br/>
       </w:r>
       <w:r>
         <w:rPr>
           <w:rStyle w:val="VerbatimChar"/>
         </w:rPr>
-        <w:t xml:space="preserve">Boundary-Protection</w:t>
-      </w:r>
-      <w:r>
-        <w:t xml:space="preserve">,</w:t>
-      </w:r>
-      <w:r>
-        <w:t xml:space="preserve"> </w:t>
+        <w:t xml:space="preserve">├── External-Connections (external systems and interconnections)</w:t>
+      </w:r>
+      <w:r>
+        <w:br/>
       </w:r>
       <w:r>
         <w:rPr>
           <w:rStyle w:val="VerbatimChar"/>
         </w:rPr>
-        <w:t xml:space="preserve">Information-Flow-Enforcement</w:t>
-      </w:r>
-      <w:r>
-        <w:t xml:space="preserve">,</w:t>
-      </w:r>
-      <w:r>
-        <w:t xml:space="preserve"> </w:t>
+        <w:t xml:space="preserve">├── Privileged-Operations (jump hosts, admin paths)</w:t>
+      </w:r>
+      <w:r>
+        <w:br/>
       </w:r>
       <w:r>
         <w:rPr>
           <w:rStyle w:val="VerbatimChar"/>
         </w:rPr>
-        <w:t xml:space="preserve">Continuous-Monitoring</w:t>
-      </w:r>
-      <w:r>
-        <w:t xml:space="preserve">,</w:t>
-      </w:r>
-      <w:r>
-        <w:t xml:space="preserve"> </w:t>
-      </w:r>
-      <w:r>
-        <w:rPr>
-          <w:rStyle w:val="VerbatimChar"/>
-        </w:rPr>
-        <w:t xml:space="preserve">POAM-Evidence</w:t>
-      </w:r>
-    </w:p>
-    <w:p>
-      <w:pPr>
-        <w:pStyle w:val="BodyText"/>
+        <w:t xml:space="preserve">└── ConMon-Telemetry-Sources</w:t>
+      </w:r>
+    </w:p>
+    <w:p>
+      <w:pPr>
+        <w:pStyle w:val="FirstParagraph"/>
       </w:pPr>
       <w:r>
         <w:t xml:space="preserve">This scope pattern should be validated with the customer’s architecture, application owners, compliance team, and assessor before it is used for formal evidence.</w:t>
       </w:r>
     </w:p>
-    <w:bookmarkEnd w:id="11"/>
-    <w:bookmarkStart w:id="12" w:name="outcomes-csw-can-support"/>
+    <w:bookmarkEnd w:id="13"/>
+    <w:bookmarkStart w:id="14" w:name="in-scope-for-csw-evidence"/>
     <w:p>
       <w:pPr>
         <w:pStyle w:val="Heading2"/>
       </w:pPr>
       <w:r>
-        <w:t xml:space="preserve">Outcomes CSW Can Support</w:t>
+        <w:t xml:space="preserve">In Scope for CSW Evidence</w:t>
       </w:r>
     </w:p>
     <w:p>
@@ -226,7 +315,7 @@
         </w:numPr>
       </w:pPr>
       <w:r>
-        <w:t xml:space="preserve">Support information-flow enforcement and boundary protection evidence.</w:t>
+        <w:t xml:space="preserve">AC-4 - Information Flow Enforcement (workload-to-workload)</w:t>
       </w:r>
     </w:p>
     <w:p>
@@ -238,7 +327,7 @@
         </w:numPr>
       </w:pPr>
       <w:r>
-        <w:t xml:space="preserve">Provide workload telemetry for continuous monitoring discussions.</w:t>
+        <w:t xml:space="preserve">SC-7 - Boundary Protection (workload-to-workload)</w:t>
       </w:r>
     </w:p>
     <w:p>
@@ -250,7 +339,7 @@
         </w:numPr>
       </w:pPr>
       <w:r>
-        <w:t xml:space="preserve">Identify segmentation and vulnerability findings that may inform POA&amp;M entries.</w:t>
+        <w:t xml:space="preserve">AU family - Audit and Accountability (workload telemetry)</w:t>
       </w:r>
     </w:p>
     <w:p>
@@ -262,17 +351,41 @@
         </w:numPr>
       </w:pPr>
       <w:r>
-        <w:t xml:space="preserve">Prepare 3PAO review artifacts from observed and approved flow data.</w:t>
-      </w:r>
-    </w:p>
-    <w:bookmarkEnd w:id="12"/>
-    <w:bookmarkStart w:id="13" w:name="evidence-package"/>
+        <w:t xml:space="preserve">SI-4 - System Monitoring (workload telemetry)</w:t>
+      </w:r>
+    </w:p>
+    <w:p>
+      <w:pPr>
+        <w:pStyle w:val="Compact"/>
+        <w:numPr>
+          <w:ilvl w:val="0"/>
+          <w:numId w:val="1001"/>
+        </w:numPr>
+      </w:pPr>
+      <w:r>
+        <w:t xml:space="preserve">CA-7 - Continuous Monitoring (technical telemetry)</w:t>
+      </w:r>
+    </w:p>
+    <w:p>
+      <w:pPr>
+        <w:pStyle w:val="Compact"/>
+        <w:numPr>
+          <w:ilvl w:val="0"/>
+          <w:numId w:val="1001"/>
+        </w:numPr>
+      </w:pPr>
+      <w:r>
+        <w:t xml:space="preserve">RA-5 / SI-2 - Vulnerability Scanning and Flaw Remediation (reachability-weighted)</w:t>
+      </w:r>
+    </w:p>
+    <w:bookmarkEnd w:id="14"/>
+    <w:bookmarkStart w:id="15" w:name="Xaed999129ed4b1f11f99b5af2968248bad86dd6"/>
     <w:p>
       <w:pPr>
         <w:pStyle w:val="Heading2"/>
       </w:pPr>
       <w:r>
-        <w:t xml:space="preserve">Evidence Package</w:t>
+        <w:t xml:space="preserve">Out of Scope (Must Be Evidenced by Other Controls / Tools / Processes)</w:t>
       </w:r>
     </w:p>
     <w:p>
@@ -284,7 +397,7 @@
         </w:numPr>
       </w:pPr>
       <w:r>
-        <w:t xml:space="preserve">FedRAMP-scoped workload inventory</w:t>
+        <w:t xml:space="preserve">AC-1 through AC-3 - Identity-layer access enforcement</w:t>
       </w:r>
     </w:p>
     <w:p>
@@ -296,7 +409,7 @@
         </w:numPr>
       </w:pPr>
       <w:r>
-        <w:t xml:space="preserve">AC-4 / SC-7 flow evidence package</w:t>
+        <w:t xml:space="preserve">Encryption controls (SC-8 / SC-13) - CSW detects plaintext flows but does not enforce encryption</w:t>
       </w:r>
     </w:p>
     <w:p>
@@ -308,7 +421,7 @@
         </w:numPr>
       </w:pPr>
       <w:r>
-        <w:t xml:space="preserve">Continuous monitoring export</w:t>
+        <w:t xml:space="preserve">Personnel security (PS family), physical security (PE family)</w:t>
       </w:r>
     </w:p>
     <w:p>
@@ -320,7 +433,7 @@
         </w:numPr>
       </w:pPr>
       <w:r>
-        <w:t xml:space="preserve">Vulnerability and reachability summary</w:t>
+        <w:t xml:space="preserve">FedRAMP 3PAO judgement, agency ATO decisions, POA&amp;M ownership</w:t>
       </w:r>
     </w:p>
     <w:p>
@@ -332,11 +445,593 @@
         </w:numPr>
       </w:pPr>
       <w:r>
-        <w:t xml:space="preserve">Exception and remediation register</w:t>
-      </w:r>
-    </w:p>
-    <w:bookmarkEnd w:id="13"/>
-    <w:bookmarkStart w:id="14" w:name="pov-workshop-approach"/>
+        <w:t xml:space="preserve">SSP authorship and control parameter selection</w:t>
+      </w:r>
+    </w:p>
+    <w:bookmarkEnd w:id="15"/>
+    <w:bookmarkStart w:id="16" w:name="framework-topic-csw-capability-map"/>
+    <w:p>
+      <w:pPr>
+        <w:pStyle w:val="Heading2"/>
+      </w:pPr>
+      <w:r>
+        <w:t xml:space="preserve">Framework Topic → CSW Capability Map</w:t>
+      </w:r>
+    </w:p>
+    <w:tbl>
+      <w:tblPr>
+        <w:tblStyle w:val="Table"/>
+        <w:tblW w:type="pct" w:w="5000"/>
+        <w:tblLayout w:type="fixed"/>
+        <w:tblLook w:firstRow="1" w:lastRow="0" w:firstColumn="0" w:lastColumn="0" w:noHBand="0" w:noVBand="0" w:val="0020"/>
+      </w:tblPr>
+      <w:tblGrid>
+        <w:gridCol w:w="2640"/>
+        <w:gridCol w:w="2640"/>
+        <w:gridCol w:w="2640"/>
+      </w:tblGrid>
+      <w:tr>
+        <w:trPr>
+          <w:tblHeader w:val="on"/>
+        </w:trPr>
+        <w:tc>
+          <w:tcPr/>
+          <w:p>
+            <w:pPr>
+              <w:pStyle w:val="Compact"/>
+            </w:pPr>
+            <w:r>
+              <w:t xml:space="preserve">Framework topic</w:t>
+            </w:r>
+          </w:p>
+        </w:tc>
+        <w:tc>
+          <w:tcPr/>
+          <w:p>
+            <w:pPr>
+              <w:pStyle w:val="Compact"/>
+            </w:pPr>
+            <w:r>
+              <w:t xml:space="preserve">CSW capability</w:t>
+            </w:r>
+          </w:p>
+        </w:tc>
+        <w:tc>
+          <w:tcPr/>
+          <w:p>
+            <w:pPr>
+              <w:pStyle w:val="Compact"/>
+            </w:pPr>
+            <w:r>
+              <w:t xml:space="preserve">Evidence artifact</w:t>
+            </w:r>
+          </w:p>
+        </w:tc>
+      </w:tr>
+      <w:tr>
+        <w:tc>
+          <w:tcPr/>
+          <w:p>
+            <w:pPr>
+              <w:pStyle w:val="Compact"/>
+            </w:pPr>
+            <w:r>
+              <w:t xml:space="preserve">AC-4 - Information Flow Enforcement</w:t>
+            </w:r>
+          </w:p>
+        </w:tc>
+        <w:tc>
+          <w:tcPr/>
+          <w:p>
+            <w:pPr>
+              <w:pStyle w:val="Compact"/>
+            </w:pPr>
+            <w:r>
+              <w:t xml:space="preserve">Policy workspace + workload-to-workload allowlist</w:t>
+            </w:r>
+          </w:p>
+        </w:tc>
+        <w:tc>
+          <w:tcPr/>
+          <w:p>
+            <w:pPr>
+              <w:pStyle w:val="Compact"/>
+            </w:pPr>
+            <w:r>
+              <w:t xml:space="preserve">Workspace snapshot + observed-vs-approved flow comparison</w:t>
+            </w:r>
+          </w:p>
+        </w:tc>
+      </w:tr>
+      <w:tr>
+        <w:tc>
+          <w:tcPr/>
+          <w:p>
+            <w:pPr>
+              <w:pStyle w:val="Compact"/>
+            </w:pPr>
+            <w:r>
+              <w:t xml:space="preserve">SC-7 - Boundary Protection (workload layer)</w:t>
+            </w:r>
+          </w:p>
+        </w:tc>
+        <w:tc>
+          <w:tcPr/>
+          <w:p>
+            <w:pPr>
+              <w:pStyle w:val="Compact"/>
+            </w:pPr>
+            <w:r>
+              <w:t xml:space="preserve">Default-deny policy at the workload boundary</w:t>
+            </w:r>
+          </w:p>
+        </w:tc>
+        <w:tc>
+          <w:tcPr/>
+          <w:p>
+            <w:pPr>
+              <w:pStyle w:val="Compact"/>
+            </w:pPr>
+            <w:r>
+              <w:t xml:space="preserve">Workspace snapshot showing boundary deny rules</w:t>
+            </w:r>
+          </w:p>
+        </w:tc>
+      </w:tr>
+      <w:tr>
+        <w:tc>
+          <w:tcPr/>
+          <w:p>
+            <w:pPr>
+              <w:pStyle w:val="Compact"/>
+            </w:pPr>
+            <w:r>
+              <w:t xml:space="preserve">AU family - Audit</w:t>
+            </w:r>
+          </w:p>
+        </w:tc>
+        <w:tc>
+          <w:tcPr/>
+          <w:p>
+            <w:pPr>
+              <w:pStyle w:val="Compact"/>
+            </w:pPr>
+            <w:r>
+              <w:t xml:space="preserve">Workload flow + process telemetry retained per retention policy</w:t>
+            </w:r>
+          </w:p>
+        </w:tc>
+        <w:tc>
+          <w:tcPr/>
+          <w:p>
+            <w:pPr>
+              <w:pStyle w:val="Compact"/>
+            </w:pPr>
+            <w:r>
+              <w:t xml:space="preserve">Retained telemetry export</w:t>
+            </w:r>
+          </w:p>
+        </w:tc>
+      </w:tr>
+      <w:tr>
+        <w:tc>
+          <w:tcPr/>
+          <w:p>
+            <w:pPr>
+              <w:pStyle w:val="Compact"/>
+            </w:pPr>
+            <w:r>
+              <w:t xml:space="preserve">SI-4 - System Monitoring</w:t>
+            </w:r>
+          </w:p>
+        </w:tc>
+        <w:tc>
+          <w:tcPr/>
+          <w:p>
+            <w:pPr>
+              <w:pStyle w:val="Compact"/>
+            </w:pPr>
+            <w:r>
+              <w:t xml:space="preserve">Continuous flow + process telemetry; alerts</w:t>
+            </w:r>
+          </w:p>
+        </w:tc>
+        <w:tc>
+          <w:tcPr/>
+          <w:p>
+            <w:pPr>
+              <w:pStyle w:val="Compact"/>
+            </w:pPr>
+            <w:r>
+              <w:t xml:space="preserve">Alert and anomaly log scoped to FedRAMP boundary</w:t>
+            </w:r>
+          </w:p>
+        </w:tc>
+      </w:tr>
+      <w:tr>
+        <w:tc>
+          <w:tcPr/>
+          <w:p>
+            <w:pPr>
+              <w:pStyle w:val="Compact"/>
+            </w:pPr>
+            <w:r>
+              <w:t xml:space="preserve">CA-7 - Continuous Monitoring</w:t>
+            </w:r>
+          </w:p>
+        </w:tc>
+        <w:tc>
+          <w:tcPr/>
+          <w:p>
+            <w:pPr>
+              <w:pStyle w:val="Compact"/>
+            </w:pPr>
+            <w:r>
+              <w:t xml:space="preserve">Continuous workspace + ADM + vulnerability evidence</w:t>
+            </w:r>
+          </w:p>
+        </w:tc>
+        <w:tc>
+          <w:tcPr/>
+          <w:p>
+            <w:pPr>
+              <w:pStyle w:val="Compact"/>
+            </w:pPr>
+            <w:r>
+              <w:t xml:space="preserve">Monthly evidence pack for ConMon submission</w:t>
+            </w:r>
+          </w:p>
+        </w:tc>
+      </w:tr>
+      <w:tr>
+        <w:tc>
+          <w:tcPr/>
+          <w:p>
+            <w:pPr>
+              <w:pStyle w:val="Compact"/>
+            </w:pPr>
+            <w:r>
+              <w:t xml:space="preserve">RA-5 / SI-2 - Vulnerability handling</w:t>
+            </w:r>
+          </w:p>
+        </w:tc>
+        <w:tc>
+          <w:tcPr/>
+          <w:p>
+            <w:pPr>
+              <w:pStyle w:val="Compact"/>
+            </w:pPr>
+            <w:r>
+              <w:t xml:space="preserve">Reachability-weighted CVE evidence</w:t>
+            </w:r>
+          </w:p>
+        </w:tc>
+        <w:tc>
+          <w:tcPr/>
+          <w:p>
+            <w:pPr>
+              <w:pStyle w:val="Compact"/>
+            </w:pPr>
+            <w:r>
+              <w:t xml:space="preserve">Prioritised remediation list with POA&amp;M inputs</w:t>
+            </w:r>
+          </w:p>
+        </w:tc>
+      </w:tr>
+    </w:tbl>
+    <w:bookmarkEnd w:id="16"/>
+    <w:bookmarkStart w:id="17" w:name="evidence-collection-approach"/>
+    <w:p>
+      <w:pPr>
+        <w:pStyle w:val="Heading2"/>
+      </w:pPr>
+      <w:r>
+        <w:t xml:space="preserve">Evidence Collection Approach</w:t>
+      </w:r>
+    </w:p>
+    <w:p>
+      <w:pPr>
+        <w:pStyle w:val="FirstParagraph"/>
+      </w:pPr>
+      <w:r>
+        <w:t xml:space="preserve">The table below describes per-topic evidence collection - what to collect, the CSW source area, and a suggested cadence. The cadence should be tuned to the customer’s audit cycle, regulatory cadence, and risk appetite.</w:t>
+      </w:r>
+    </w:p>
+    <w:tbl>
+      <w:tblPr>
+        <w:tblStyle w:val="Table"/>
+        <w:tblW w:type="pct" w:w="5000"/>
+        <w:tblLayout w:type="fixed"/>
+        <w:tblLook w:firstRow="1" w:lastRow="0" w:firstColumn="0" w:lastColumn="0" w:noHBand="0" w:noVBand="0" w:val="0020"/>
+      </w:tblPr>
+      <w:tblGrid>
+        <w:gridCol w:w="1980"/>
+        <w:gridCol w:w="1980"/>
+        <w:gridCol w:w="1980"/>
+        <w:gridCol w:w="1980"/>
+      </w:tblGrid>
+      <w:tr>
+        <w:trPr>
+          <w:tblHeader w:val="on"/>
+        </w:trPr>
+        <w:tc>
+          <w:tcPr/>
+          <w:p>
+            <w:pPr>
+              <w:pStyle w:val="Compact"/>
+            </w:pPr>
+            <w:r>
+              <w:t xml:space="preserve">Topic</w:t>
+            </w:r>
+          </w:p>
+        </w:tc>
+        <w:tc>
+          <w:tcPr/>
+          <w:p>
+            <w:pPr>
+              <w:pStyle w:val="Compact"/>
+            </w:pPr>
+            <w:r>
+              <w:t xml:space="preserve">What to collect</w:t>
+            </w:r>
+          </w:p>
+        </w:tc>
+        <w:tc>
+          <w:tcPr/>
+          <w:p>
+            <w:pPr>
+              <w:pStyle w:val="Compact"/>
+            </w:pPr>
+            <w:r>
+              <w:t xml:space="preserve">CSW source</w:t>
+            </w:r>
+          </w:p>
+        </w:tc>
+        <w:tc>
+          <w:tcPr/>
+          <w:p>
+            <w:pPr>
+              <w:pStyle w:val="Compact"/>
+            </w:pPr>
+            <w:r>
+              <w:t xml:space="preserve">Suggested cadence</w:t>
+            </w:r>
+          </w:p>
+        </w:tc>
+      </w:tr>
+      <w:tr>
+        <w:tc>
+          <w:tcPr/>
+          <w:p>
+            <w:pPr>
+              <w:pStyle w:val="Compact"/>
+            </w:pPr>
+            <w:r>
+              <w:t xml:space="preserve">Authorisation boundary inventory</w:t>
+            </w:r>
+          </w:p>
+        </w:tc>
+        <w:tc>
+          <w:tcPr/>
+          <w:p>
+            <w:pPr>
+              <w:pStyle w:val="Compact"/>
+            </w:pPr>
+            <w:r>
+              <w:t xml:space="preserve">Workloads inside the SSP boundary</w:t>
+            </w:r>
+          </w:p>
+        </w:tc>
+        <w:tc>
+          <w:tcPr/>
+          <w:p>
+            <w:pPr>
+              <w:pStyle w:val="Compact"/>
+            </w:pPr>
+            <w:r>
+              <w:t xml:space="preserve">Inventory + scope membership export</w:t>
+            </w:r>
+          </w:p>
+        </w:tc>
+        <w:tc>
+          <w:tcPr/>
+          <w:p>
+            <w:pPr>
+              <w:pStyle w:val="Compact"/>
+            </w:pPr>
+            <w:r>
+              <w:t xml:space="preserve">Monthly</w:t>
+            </w:r>
+          </w:p>
+        </w:tc>
+      </w:tr>
+      <w:tr>
+        <w:tc>
+          <w:tcPr/>
+          <w:p>
+            <w:pPr>
+              <w:pStyle w:val="Compact"/>
+            </w:pPr>
+            <w:r>
+              <w:t xml:space="preserve">Information-flow enforcement evidence</w:t>
+            </w:r>
+          </w:p>
+        </w:tc>
+        <w:tc>
+          <w:tcPr/>
+          <w:p>
+            <w:pPr>
+              <w:pStyle w:val="Compact"/>
+            </w:pPr>
+            <w:r>
+              <w:t xml:space="preserve">Workspace snapshot + violation log</w:t>
+            </w:r>
+          </w:p>
+        </w:tc>
+        <w:tc>
+          <w:tcPr/>
+          <w:p>
+            <w:pPr>
+              <w:pStyle w:val="Compact"/>
+            </w:pPr>
+            <w:r>
+              <w:t xml:space="preserve">Policy workspace export + policy analysis output</w:t>
+            </w:r>
+          </w:p>
+        </w:tc>
+        <w:tc>
+          <w:tcPr/>
+          <w:p>
+            <w:pPr>
+              <w:pStyle w:val="Compact"/>
+            </w:pPr>
+            <w:r>
+              <w:t xml:space="preserve">Monthly (ConMon cadence)</w:t>
+            </w:r>
+          </w:p>
+        </w:tc>
+      </w:tr>
+      <w:tr>
+        <w:tc>
+          <w:tcPr/>
+          <w:p>
+            <w:pPr>
+              <w:pStyle w:val="Compact"/>
+            </w:pPr>
+            <w:r>
+              <w:t xml:space="preserve">Continuous monitoring evidence</w:t>
+            </w:r>
+          </w:p>
+        </w:tc>
+        <w:tc>
+          <w:tcPr/>
+          <w:p>
+            <w:pPr>
+              <w:pStyle w:val="Compact"/>
+            </w:pPr>
+            <w:r>
+              <w:t xml:space="preserve">Workspace, ADM, and vulnerability inputs to ConMon</w:t>
+            </w:r>
+          </w:p>
+        </w:tc>
+        <w:tc>
+          <w:tcPr/>
+          <w:p>
+            <w:pPr>
+              <w:pStyle w:val="Compact"/>
+            </w:pPr>
+            <w:r>
+              <w:t xml:space="preserve">Aggregated monthly evidence pack</w:t>
+            </w:r>
+          </w:p>
+        </w:tc>
+        <w:tc>
+          <w:tcPr/>
+          <w:p>
+            <w:pPr>
+              <w:pStyle w:val="Compact"/>
+            </w:pPr>
+            <w:r>
+              <w:t xml:space="preserve">Monthly</w:t>
+            </w:r>
+          </w:p>
+        </w:tc>
+      </w:tr>
+      <w:tr>
+        <w:tc>
+          <w:tcPr/>
+          <w:p>
+            <w:pPr>
+              <w:pStyle w:val="Compact"/>
+            </w:pPr>
+            <w:r>
+              <w:t xml:space="preserve">Vulnerability + reachability</w:t>
+            </w:r>
+          </w:p>
+        </w:tc>
+        <w:tc>
+          <w:tcPr/>
+          <w:p>
+            <w:pPr>
+              <w:pStyle w:val="Compact"/>
+            </w:pPr>
+            <w:r>
+              <w:t xml:space="preserve">CVE list weighted by reach inside the boundary</w:t>
+            </w:r>
+          </w:p>
+        </w:tc>
+        <w:tc>
+          <w:tcPr/>
+          <w:p>
+            <w:pPr>
+              <w:pStyle w:val="Compact"/>
+            </w:pPr>
+            <w:r>
+              <w:t xml:space="preserve">Vulnerability report scoped to FedRAMP boundary</w:t>
+            </w:r>
+          </w:p>
+        </w:tc>
+        <w:tc>
+          <w:tcPr/>
+          <w:p>
+            <w:pPr>
+              <w:pStyle w:val="Compact"/>
+            </w:pPr>
+            <w:r>
+              <w:t xml:space="preserve">Monthly (per FedRAMP scanning cadence)</w:t>
+            </w:r>
+          </w:p>
+        </w:tc>
+      </w:tr>
+      <w:tr>
+        <w:tc>
+          <w:tcPr/>
+          <w:p>
+            <w:pPr>
+              <w:pStyle w:val="Compact"/>
+            </w:pPr>
+            <w:r>
+              <w:t xml:space="preserve">Incident sample</w:t>
+            </w:r>
+          </w:p>
+        </w:tc>
+        <w:tc>
+          <w:tcPr/>
+          <w:p>
+            <w:pPr>
+              <w:pStyle w:val="Compact"/>
+            </w:pPr>
+            <w:r>
+              <w:t xml:space="preserve">One representative incident timeline for IR drills or actual incidents</w:t>
+            </w:r>
+          </w:p>
+        </w:tc>
+        <w:tc>
+          <w:tcPr/>
+          <w:p>
+            <w:pPr>
+              <w:pStyle w:val="Compact"/>
+            </w:pPr>
+            <w:r>
+              <w:t xml:space="preserve">Flow + process search</w:t>
+            </w:r>
+          </w:p>
+        </w:tc>
+        <w:tc>
+          <w:tcPr/>
+          <w:p>
+            <w:pPr>
+              <w:pStyle w:val="Compact"/>
+            </w:pPr>
+            <w:r>
+              <w:t xml:space="preserve">Per incident</w:t>
+            </w:r>
+          </w:p>
+        </w:tc>
+      </w:tr>
+    </w:tbl>
+    <w:bookmarkEnd w:id="17"/>
+    <w:bookmarkStart w:id="18" w:name="pov-workshop-approach"/>
     <w:p>
       <w:pPr>
         <w:pStyle w:val="Heading2"/>
@@ -354,7 +1049,7 @@
         </w:numPr>
       </w:pPr>
       <w:r>
-        <w:t xml:space="preserve">Select one business service, regulated boundary, or critical workload group.</w:t>
+        <w:t xml:space="preserve">Confirm the framework version and assessment cycle with the customer’s compliance team.</w:t>
       </w:r>
     </w:p>
     <w:p>
@@ -366,7 +1061,7 @@
         </w:numPr>
       </w:pPr>
       <w:r>
-        <w:t xml:space="preserve">Validate workload coverage and install sensors or configure supported connectors.</w:t>
+        <w:t xml:space="preserve">Select one business service, regulated boundary, or critical workload group to start with; do not attempt to instrument the entire estate in the POV.</w:t>
       </w:r>
     </w:p>
     <w:p>
@@ -378,7 +1073,7 @@
         </w:numPr>
       </w:pPr>
       <w:r>
-        <w:t xml:space="preserve">Apply labels for application, environment, owner, data class, criticality, compliance scope, and lifecycle.</w:t>
+        <w:t xml:space="preserve">Validate workload coverage and install sensors or configure supported connectors. Document the cannot-instrument register; this is itself evidence.</w:t>
       </w:r>
     </w:p>
     <w:p>
@@ -390,7 +1085,76 @@
         </w:numPr>
       </w:pPr>
       <w:r>
-        <w:t xml:space="preserve">Observe flows over a representative business window.</w:t>
+        <w:t xml:space="preserve">Apply labels for application, environment, owner, data class, criticality, compliance scope, and any framework-specific tags (e.g. </w:t>
+      </w:r>
+      <w:r>
+        <w:rPr>
+          <w:rStyle w:val="VerbatimChar"/>
+        </w:rPr>
+        <w:t xml:space="preserve">tenant</w:t>
+      </w:r>
+      <w:r>
+        <w:t xml:space="preserve">,</w:t>
+      </w:r>
+      <w:r>
+        <w:t xml:space="preserve"> </w:t>
+      </w:r>
+      <w:r>
+        <w:rPr>
+          <w:rStyle w:val="VerbatimChar"/>
+        </w:rPr>
+        <w:t xml:space="preserve">prototype</w:t>
+      </w:r>
+      <w:r>
+        <w:t xml:space="preserve">,</w:t>
+      </w:r>
+      <w:r>
+        <w:t xml:space="preserve"> </w:t>
+      </w:r>
+      <w:r>
+        <w:rPr>
+          <w:rStyle w:val="VerbatimChar"/>
+        </w:rPr>
+        <w:t xml:space="preserve">isa_level</w:t>
+      </w:r>
+      <w:r>
+        <w:t xml:space="preserve">,</w:t>
+      </w:r>
+      <w:r>
+        <w:t xml:space="preserve"> </w:t>
+      </w:r>
+      <w:r>
+        <w:rPr>
+          <w:rStyle w:val="VerbatimChar"/>
+        </w:rPr>
+        <w:t xml:space="preserve">npi</w:t>
+      </w:r>
+      <w:r>
+        <w:t xml:space="preserve">,</w:t>
+      </w:r>
+      <w:r>
+        <w:t xml:space="preserve"> </w:t>
+      </w:r>
+      <w:r>
+        <w:rPr>
+          <w:rStyle w:val="VerbatimChar"/>
+        </w:rPr>
+        <w:t xml:space="preserve">cui</w:t>
+      </w:r>
+      <w:r>
+        <w:t xml:space="preserve">,</w:t>
+      </w:r>
+      <w:r>
+        <w:t xml:space="preserve"> </w:t>
+      </w:r>
+      <w:r>
+        <w:rPr>
+          <w:rStyle w:val="VerbatimChar"/>
+        </w:rPr>
+        <w:t xml:space="preserve">ephi</w:t>
+      </w:r>
+      <w:r>
+        <w:t xml:space="preserve">).</w:t>
       </w:r>
     </w:p>
     <w:p>
@@ -402,7 +1166,7 @@
         </w:numPr>
       </w:pPr>
       <w:r>
-        <w:t xml:space="preserve">Use ADM to generate a candidate policy and review it with the application owner.</w:t>
+        <w:t xml:space="preserve">Observe flows over a representative business window. Minimum two weeks; longer if the customer has month-end, quarterly, or seasonal cycles relevant to the scope.</w:t>
       </w:r>
     </w:p>
     <w:p>
@@ -414,11 +1178,23 @@
         </w:numPr>
       </w:pPr>
       <w:r>
-        <w:t xml:space="preserve">Package inventory, scope, flows, policy, exceptions, and known gaps as the evidence output.</w:t>
-      </w:r>
-    </w:p>
-    <w:bookmarkEnd w:id="14"/>
-    <w:bookmarkStart w:id="15" w:name="boundaries-and-complementary-controls"/>
+        <w:t xml:space="preserve">Use ADM to generate a candidate policy. Review with the application owner. Run in Simulation mode for at least two weeks before any enforcement.</w:t>
+      </w:r>
+    </w:p>
+    <w:p>
+      <w:pPr>
+        <w:pStyle w:val="Compact"/>
+        <w:numPr>
+          <w:ilvl w:val="0"/>
+          <w:numId w:val="1003"/>
+        </w:numPr>
+      </w:pPr>
+      <w:r>
+        <w:t xml:space="preserve">Package inventory, scope, flows, policy, exceptions, and known gaps as the evidence output. Cross-reference this report’s evidence collection table with the customer’s existing audit work-papers.</w:t>
+      </w:r>
+    </w:p>
+    <w:bookmarkEnd w:id="18"/>
+    <w:bookmarkStart w:id="19" w:name="boundaries-and-complementary-controls"/>
     <w:p>
       <w:pPr>
         <w:pStyle w:val="Heading2"/>
@@ -432,16 +1208,34 @@
         <w:pStyle w:val="FirstParagraph"/>
       </w:pPr>
       <w:r>
-        <w:t xml:space="preserve">CSW does not replace FedRAMP authorization, SSP ownership, 3PAO assessment, CSP platform controls, IAM, encryption, audit retention, or agency ATO decisions.</w:t>
-      </w:r>
-    </w:p>
-    <w:bookmarkEnd w:id="15"/>
-    <w:bookmarkStart w:id="16" w:name="disclaimer"/>
+        <w:t xml:space="preserve">CSW does not replace FedRAMP authorisation, SSP ownership, 3PAO assessment, CSP platform controls, identity layer (IAM / MFA), encryption (FIPS-validated modules), audit-log retention infrastructure, or agency ATO decisions.</w:t>
+      </w:r>
+    </w:p>
+    <w:bookmarkEnd w:id="19"/>
+    <w:bookmarkStart w:id="20" w:name="assessor-auditor-caveat"/>
     <w:p>
       <w:pPr>
         <w:pStyle w:val="Heading2"/>
       </w:pPr>
       <w:r>
+        <w:t xml:space="preserve">Assessor / Auditor Caveat</w:t>
+      </w:r>
+    </w:p>
+    <w:p>
+      <w:pPr>
+        <w:pStyle w:val="FirstParagraph"/>
+      </w:pPr>
+      <w:r>
+        <w:t xml:space="preserve">CSW provides technical evidence inputs. The customer’s qualified assessor, auditor, certifying body, or regulator determines compliance status. Validate all framework-topic mappings, control IDs, paragraph references, and section numbers in this report against the current official framework text. If the customer is being assessed against a version other than the one referenced in the framework version note above, revalidate before use.</w:t>
+      </w:r>
+    </w:p>
+    <w:bookmarkEnd w:id="20"/>
+    <w:bookmarkStart w:id="21" w:name="disclaimer"/>
+    <w:p>
+      <w:pPr>
+        <w:pStyle w:val="Heading2"/>
+      </w:pPr>
+      <w:r>
         <w:t xml:space="preserve">Disclaimer</w:t>
       </w:r>
     </w:p>
@@ -453,8 +1247,8 @@
         <w:t xml:space="preserve">This report is for informational and planning purposes. It is not legal, regulatory, audit, or certification advice. Validate all mappings against the current official framework text, the customer’s environment, and qualified compliance, legal, and audit professionals.</w:t>
       </w:r>
     </w:p>
-    <w:bookmarkEnd w:id="16"/>
-    <w:bookmarkEnd w:id="17"/>
+    <w:bookmarkEnd w:id="21"/>
+    <w:bookmarkEnd w:id="22"/>
     <w:sectPr>
       <w:footnotePr>
         <w:numRestart w:val="eachSect"/>
